--- a/Fiche_Loic_Gosse_2026-2027.docx
+++ b/Fiche_Loic_Gosse_2026-2027.docx
@@ -412,7 +412,7 @@
                 <w:sz w:val="16"/>
                 <w:szCs w:val="16"/>
               </w:rPr>
-              <w:t xml:space="preserve">   2016 · 10.4</w:t>
+              <w:t xml:space="preserve">   2016 · 10.5</w:t>
             </w:r>
           </w:p>
         </w:tc>
@@ -622,7 +622,7 @@
                 <w:sz w:val="16"/>
                 <w:szCs w:val="16"/>
               </w:rPr>
-              <w:t xml:space="preserve">   2012 · 14.5</w:t>
+              <w:t xml:space="preserve">   2012 · 14.6</w:t>
             </w:r>
           </w:p>
         </w:tc>
@@ -677,7 +677,7 @@
                 <w:sz w:val="16"/>
                 <w:szCs w:val="16"/>
               </w:rPr>
-              <w:t xml:space="preserve">   2012 · 14.2</w:t>
+              <w:t xml:space="preserve">   2012 · 14.3</w:t>
             </w:r>
           </w:p>
         </w:tc>
@@ -727,7 +727,7 @@
                 <w:sz w:val="16"/>
                 <w:szCs w:val="16"/>
               </w:rPr>
-              <w:t xml:space="preserve">   2016 · 10.5</w:t>
+              <w:t xml:space="preserve">   2016 · 10.6</w:t>
             </w:r>
           </w:p>
         </w:tc>
@@ -1199,7 +1199,7 @@
                 <w:sz w:val="16"/>
                 <w:szCs w:val="16"/>
               </w:rPr>
-              <w:t xml:space="preserve">   2013 · 13.2</w:t>
+              <w:t xml:space="preserve">   2013 · 13.3</w:t>
             </w:r>
           </w:p>
         </w:tc>
@@ -1514,7 +1514,7 @@
                 <w:sz w:val="16"/>
                 <w:szCs w:val="16"/>
               </w:rPr>
-              <w:t xml:space="preserve">   2011 · 14.7</w:t>
+              <w:t xml:space="preserve">   2011 · 14.8</w:t>
             </w:r>
           </w:p>
         </w:tc>
@@ -1564,7 +1564,7 @@
                 <w:sz w:val="16"/>
                 <w:szCs w:val="16"/>
               </w:rPr>
-              <w:t xml:space="preserve">   2010 · 16.2</w:t>
+              <w:t xml:space="preserve">   2010 · 16.3</w:t>
             </w:r>
           </w:p>
         </w:tc>
@@ -1669,7 +1669,7 @@
                 <w:sz w:val="16"/>
                 <w:szCs w:val="16"/>
               </w:rPr>
-              <w:t xml:space="preserve">   2012 · 14.5</w:t>
+              <w:t xml:space="preserve">   2012 · 14.6</w:t>
             </w:r>
           </w:p>
         </w:tc>
